--- a/docs/noi_dung_lam_viec.docx
+++ b/docs/noi_dung_lam_viec.docx
@@ -190,6 +190,7 @@
           <w:rFonts w:ascii="Times New Roman" w:eastAsia="Times New Roman" w:hAnsi="Times New Roman" w:cs="Times New Roman"/>
           <w:sz w:val="26"/>
           <w:szCs w:val="26"/>
+          <w:lang w:val="en-US"/>
         </w:rPr>
       </w:pPr>
       <w:r>
@@ -225,7 +226,7 @@
           <w:sz w:val="26"/>
           <w:szCs w:val="26"/>
         </w:rPr>
-        <w:t>Bích: Triển khai mạng lưới ETS,</w:t>
+        <w:t>Triển khai mạng lưới ETS,</w:t>
       </w:r>
     </w:p>
     <w:p>
